--- a/files/iceman-table-templates.docx
+++ b/files/iceman-table-templates.docx
@@ -885,7 +885,7 @@
         <w:rPr>
           <w:rtl w:val="0"/>
         </w:rPr>
-        <w:t xml:space="preserve">(--) definitely reduces credibility; (-) probably reduces credibility or unclear; (+) probably increases credibility; (++) definitely increases credibility. Not applicable items receive no code.</w:t>
+        <w:t xml:space="preserve">(--) definitely reduces credibility; (-) probably reduces credibility or unclear; (+) probably increases credibility; (++) definitely increases credibility.</w:t>
       </w:r>
     </w:p>
     <w:p>
@@ -2040,7 +2040,7 @@
         <w:rPr>
           <w:rtl w:val="0"/>
         </w:rPr>
-        <w:t xml:space="preserve">(--) definitely reduces credibility; (-) probably reduces credibility or unclear; (+) probably increases credibility; (++) definitely increases credibility. Not applicable items receive no code.</w:t>
+        <w:t xml:space="preserve">(--) definitely reduces credibility; (-) probably reduces credibility or unclear; (+) probably increases credibility; (++) definitely increases credibility.</w:t>
       </w:r>
     </w:p>
     <w:p>
@@ -3824,7 +3824,7 @@
         <w:rPr>
           <w:rtl w:val="0"/>
         </w:rPr>
-        <w:t xml:space="preserve">(--) definitely reduces credibility; (-) probably reduces credibility or unclear; (+) probably increases credibility; (++) definitely increases credibility. Not applicable items receive no code.</w:t>
+        <w:t xml:space="preserve">(--) definitely reduces credibility; (-) probably reduces credibility or unclear; (+) probably increases credibility; (++) definitely increases credibility.</w:t>
       </w:r>
     </w:p>
     <w:p>
